--- a/Game/TheGame.docx
+++ b/Game/TheGame.docx
@@ -66,7 +66,47 @@
           <w:sz w:val="24"/>
           <w:szCs w:val="24"/>
         </w:rPr>
-        <w:t xml:space="preserve">The gaming industry changes dramatically during these recent years. Frankly speaking, I am a gamer. When I was a child till now, I am one of the one who witnesses the changes of the gaming industry. When I was the age of 6 till 10, the first game of my life was “Karate”. This game is played on now what we now call Apple Imac. It is my first PC, the first version of Imac named “Apple I”. In order to play games, like now, we need to install it on the “Apple I” from the floppy disk. What is a floppy disk? You can think as like as an usb flash drive, for storage purpose. The floppy disk size ranges from 5.5 inches to much smaller 3.5 inches of size, you need to have a floppy drive, just like you need to have a DVD-Player to play CDs or DVDs. The game is copied to the floppy drive for you to install on the “Apple I”. If the game size is large, you will need to copied it to more than one floppy drive. As I remembered the game “Blue Force”, a police game created by Siearra, requires about 10 floppy disks, in order to install the game on to the computer.  After, several years, Japanese gaming industry started to emerge. Which dominate most of the gaming industry in the world. They invented hand held gaming device – “Game Boy” or even TV game “Nintendo”. Like now, several series (version) of hand held or TV game devices are invented. As the market becomes larger, different gaming company started to invent their own devices and games. Such as “PC Engine”, “N64”, “Saturn”, “PlayStation”...etc. As a child, I have played “Game Boy”, but never owned one. I choose to buy another gaming device – what was called “Game Gear”. Why is so different? It is one of the color version of hand held gaming device. Talking about “Apple I”, as years pasted, “Apple” is not the only one brand of Personal Computer. There are lots of custom made Personal Computer for you to choose. Why custom? You can “DIY – Do It Yourself”, base on your budget and needs. That is the beginning era of the whole gaming industry, gaming company creates games which can be installed on the PC which requires an operating system. At that time, the most famous operating system is “Microsoft Windows”. As new games is invented, quality of the game becomes an issue, high speed CPU, RAMs, hard disk, Display Card or even sound card are invented.  By parallel, Japan still invented new games and upgrading the gaming console. At that time, game is usually a single or both player games. Till after years, World Wide Web (WWW) and internet starts to grow. Gaming is not only for one or two. Gaming companies start to switch the game mode to multi-player online. That means you can play games with people around the world, still you need to install the game on your PC, however the differences is you can open the web browser to play the game, instead from the software installed on your PC. As I remember, the most dominate online game is “Ultima Online”, this game has players from all over the world, you are not alone in the game, you will be able to see different characters inside the game, but the character is not computer generate, rather it is a true player. Gaming Companies in Japan, sees this as an opportunities, start to build games in an online mode, but the basic requirements is they need have the same console and also need to registered their gaming account. Why they need to have the same console? Why can’t we accept players from different kinds of devices, why can’t we just install the same gaming software and play together. That’s right! But not quite! Why? because of </w:t>
+        <w:t xml:space="preserve">The gaming industry changes dramatically during these recent years. Frankly speaking, I am a gamer. When I was a child till now, I am one of the one who witnesses the changes of the gaming industry. When I was the age of 6 till 10, the first game of my life was “Karate”. This game is played on now what we now call Apple Imac. It is my first PC, the first version of Imac named “Apple I”. In order to play games, like now, we need to install it on the “Apple I” from the floppy disk. What is a floppy disk? You can think as like as an usb flash drive, for storage purpose. The floppy disk size ranges from 5.5 inches to much smaller 3.5 inches of size, you need to have a floppy drive, just like you need to have a DVD-Player to play CDs or DVDs. The game is copied to the floppy drive for you to install on the “Apple I”. If the game size is large, you will need to copied it to more than one floppy drive. As I remembered the game “Blue Force”, a police game created by Siearra, requires about 10 floppy disks, in order to install the game on to the computer.  After, several years, Japanese gaming industry started to emerge. Which dominate most of the gaming industry in the world. They invented hand held gaming device – “Game Boy” or even TV game “Nintendo”. Like now, several series (version) of hand held or TV game devices are invented. As the market becomes larger, different gaming company started to invent their own devices and games. Such as “PC Engine”, “N64”, “Saturn”, “PlayStation”...etc. As a child, I have played “Game Boy”, but never owned one. I choose to buy another gaming device – </w:t>
+      </w:r>
+      <w:r>
+        <w:rPr>
+          <w:rFonts w:ascii="Calibri" w:hAnsi="Calibri"/>
+          <w:b w:val="false"/>
+          <w:bCs w:val="false"/>
+          <w:sz w:val="24"/>
+          <w:szCs w:val="24"/>
+        </w:rPr>
+        <w:t>which</w:t>
+      </w:r>
+      <w:r>
+        <w:rPr>
+          <w:rFonts w:ascii="Calibri" w:hAnsi="Calibri"/>
+          <w:b w:val="false"/>
+          <w:bCs w:val="false"/>
+          <w:sz w:val="24"/>
+          <w:szCs w:val="24"/>
+        </w:rPr>
+        <w:t xml:space="preserve"> was called “Game Gear”. Why is so different? It is one of the color version of hand held gaming device. Talking about “Apple I”, as years pasted, “Apple” is not the only brand of Personal Computer. There are lots of custom made Personal Computer for you to choose. Why custom? You can “DIY – Do It Yourself”, base on your budget and needs. That is the beginning era of the whole gaming industry, gaming company creates games which can be installed on the PC which requires an operating system. At that time, the most famous operating system is “Microsoft Windows”. As new games is invented, quality of the game becomes an issue, high speed CPU, RAMs, hard disk, Display Card or even sound card are invented.  By parallel, Japan still invented new games and upgrading the gaming console. At that time, game is usually a single or both player games. Till after years, World Wide Web (WWW) and internet starts to grow. Gaming is not only for one or two. Gaming companies start to switch the game mode to multi-player online. That means you can play games with people </w:t>
+      </w:r>
+      <w:r>
+        <w:rPr>
+          <w:rFonts w:ascii="Calibri" w:hAnsi="Calibri"/>
+          <w:b w:val="false"/>
+          <w:bCs w:val="false"/>
+          <w:sz w:val="24"/>
+          <w:szCs w:val="24"/>
+        </w:rPr>
+        <w:t>from all</w:t>
+      </w:r>
+      <w:r>
+        <w:rPr>
+          <w:rFonts w:ascii="Calibri" w:hAnsi="Calibri"/>
+          <w:b w:val="false"/>
+          <w:bCs w:val="false"/>
+          <w:sz w:val="24"/>
+          <w:szCs w:val="24"/>
+        </w:rPr>
+        <w:t xml:space="preserve"> around the world, still you need to install the game on your PC, however the differences is you can open the web browser to play the game, instead from the software installed on your PC. As I remember, the most dominate online game is “Ultima Online”, this game has players from all over the world, you are not alone in the game, you will be able to see different characters inside the game, but the character is not computer generate, rather it is a true player. Gaming Companies in Japan, sees this as an opportunities, start to build games in an online mode, but the basic requirements is they need have the same console and also need to registered their gaming account. Why they need to have the same console? Why can’t we accept players from different kinds of devices, why can’t we just install the same gaming software and play together. That’s right! But not quite! Why? because of </w:t>
       </w:r>
       <w:r>
         <w:rPr>
@@ -233,6 +273,7 @@
       <w:pgNumType w:fmt="decimal"/>
       <w:formProt w:val="false"/>
       <w:textDirection w:val="lrTb"/>
+      <w:docGrid w:type="default" w:linePitch="100" w:charSpace="0"/>
     </w:sectPr>
   </w:body>
 </w:document>
@@ -252,7 +293,6 @@
     </w:rPrDefault>
     <w:pPrDefault>
       <w:pPr>
-        <w:widowControl/>
         <w:suppressAutoHyphens w:val="true"/>
       </w:pPr>
     </w:pPrDefault>
@@ -262,7 +302,10 @@
     <w:qFormat/>
     <w:pPr>
       <w:widowControl/>
+      <w:suppressAutoHyphens w:val="true"/>
       <w:bidi w:val="0"/>
+      <w:spacing w:before="0" w:after="0"/>
+      <w:jc w:val="start"/>
     </w:pPr>
     <w:rPr>
       <w:rFonts w:ascii="Liberation Serif" w:hAnsi="Liberation Serif" w:eastAsia="NSimSun" w:cs="Arial"/>
